--- a/Industry_Standard_Modern_Data_Warehouse_Using_Medallion_Arch_Report.docx
+++ b/Industry_Standard_Modern_Data_Warehouse_Using_Medallion_Arch_Report.docx
@@ -7,7 +7,13 @@
         <w:pStyle w:val="Title"/>
       </w:pPr>
       <w:r>
-        <w:t>Design and Implementation of a Modern Data Warehouse using the Medallion Architecture</w:t>
+        <w:t xml:space="preserve">Design and Implementation of a Modern Data Warehouse using </w:t>
+      </w:r>
+      <w:r>
+        <w:t>Medallion</w:t>
+      </w:r>
+      <w:r>
+        <w:t xml:space="preserve"> Architecture</w:t>
       </w:r>
     </w:p>
     <w:p>
@@ -34,10 +40,7 @@
       </w:r>
       <w:proofErr w:type="spellEnd"/>
       <w:r>
-        <w:t xml:space="preserve"> GitHub Repository</w:t>
-      </w:r>
-      <w:r>
-        <w:t xml:space="preserve">: </w:t>
+        <w:t xml:space="preserve"> GitHub Repository: </w:t>
       </w:r>
       <w:hyperlink r:id="rId6" w:history="1">
         <w:r>
@@ -98,15 +101,7 @@
         <w:pStyle w:val="ListNumber"/>
       </w:pPr>
       <w:r>
-        <w:t xml:space="preserve">Database </w:t>
-      </w:r>
-      <w:proofErr w:type="spellStart"/>
-      <w:r>
-        <w:t>Initialisation</w:t>
-      </w:r>
-      <w:proofErr w:type="spellEnd"/>
-      <w:r>
-        <w:t xml:space="preserve"> &amp; Schema Strategy</w:t>
+        <w:t>Technology &amp; Methodology</w:t>
       </w:r>
     </w:p>
     <w:p>
@@ -114,7 +109,15 @@
         <w:pStyle w:val="ListNumber"/>
       </w:pPr>
       <w:r>
-        <w:t>Bronze Layer – Raw Ingestion</w:t>
+        <w:t xml:space="preserve">Database </w:t>
+      </w:r>
+      <w:proofErr w:type="spellStart"/>
+      <w:r>
+        <w:t>Initialisation</w:t>
+      </w:r>
+      <w:proofErr w:type="spellEnd"/>
+      <w:r>
+        <w:t xml:space="preserve"> &amp; Schema Strategy</w:t>
       </w:r>
     </w:p>
     <w:p>
@@ -122,7 +125,7 @@
         <w:pStyle w:val="ListNumber"/>
       </w:pPr>
       <w:r>
-        <w:t>Silver Layer – Cleansing &amp; Enrichment</w:t>
+        <w:t>Bronze Layer – Raw Ingestion</w:t>
       </w:r>
     </w:p>
     <w:p>
@@ -130,7 +133,7 @@
         <w:pStyle w:val="ListNumber"/>
       </w:pPr>
       <w:r>
-        <w:t>Gold Layer – Dimensional Modelling</w:t>
+        <w:t>Silver Layer – Cleansing &amp; Enrichment</w:t>
       </w:r>
     </w:p>
     <w:p>
@@ -138,7 +141,7 @@
         <w:pStyle w:val="ListNumber"/>
       </w:pPr>
       <w:r>
-        <w:t>End‑to‑End ETL Pipeline</w:t>
+        <w:t>Gold Layer – Dimensional Modelling</w:t>
       </w:r>
     </w:p>
     <w:p>
@@ -146,7 +149,7 @@
         <w:pStyle w:val="ListNumber"/>
       </w:pPr>
       <w:r>
-        <w:t>Data‑Quality Assurance Framework</w:t>
+        <w:t>End‑to‑End ETL Pipeline</w:t>
       </w:r>
     </w:p>
     <w:p>
@@ -154,7 +157,7 @@
         <w:pStyle w:val="ListNumber"/>
       </w:pPr>
       <w:r>
-        <w:t>Metadata &amp; Data‑Catalogue Management</w:t>
+        <w:t>Data‑Quality Assurance Framework</w:t>
       </w:r>
     </w:p>
     <w:p>
@@ -162,7 +165,7 @@
         <w:pStyle w:val="ListNumber"/>
       </w:pPr>
       <w:r>
-        <w:t>Naming‑Convention Governance</w:t>
+        <w:t>Metadata &amp; Data‑Catalogue Management</w:t>
       </w:r>
     </w:p>
     <w:p>
@@ -170,7 +173,7 @@
         <w:pStyle w:val="ListNumber"/>
       </w:pPr>
       <w:r>
-        <w:t>Analytical &amp; Reporting Capabilities</w:t>
+        <w:t>Naming‑Convention Governance</w:t>
       </w:r>
     </w:p>
     <w:p>
@@ -178,7 +181,7 @@
         <w:pStyle w:val="ListNumber"/>
       </w:pPr>
       <w:r>
-        <w:t>Results, Lessons Learned &amp; Future Work</w:t>
+        <w:t>Analytical &amp; Reporting Capabilities</w:t>
       </w:r>
     </w:p>
     <w:p>
@@ -186,7 +189,7 @@
         <w:pStyle w:val="ListNumber"/>
       </w:pPr>
       <w:r>
-        <w:t>Appendix (A major SQL excerpts, B sample data)</w:t>
+        <w:t>Results, Lessons Learned &amp; Future Work</w:t>
       </w:r>
     </w:p>
     <w:p>
@@ -194,6 +197,14 @@
         <w:pStyle w:val="ListNumber"/>
       </w:pPr>
       <w:r>
+        <w:t>Appendix (A major SQL excerpts, B sample data)</w:t>
+      </w:r>
+    </w:p>
+    <w:p>
+      <w:pPr>
+        <w:pStyle w:val="ListNumber"/>
+      </w:pPr>
+      <w:r>
         <w:t>References</w:t>
       </w:r>
     </w:p>
@@ -201,10 +212,12 @@
       <w:pPr>
         <w:pStyle w:val="Heading1"/>
       </w:pPr>
+      <w:proofErr w:type="gramStart"/>
       <w:r>
         <w:lastRenderedPageBreak/>
         <w:t>1  Introduction</w:t>
       </w:r>
+      <w:proofErr w:type="gramEnd"/>
     </w:p>
     <w:p>
       <w:r>
@@ -215,8 +228,13 @@
       <w:pPr>
         <w:pStyle w:val="Heading1"/>
       </w:pPr>
-      <w:r>
-        <w:t>2  Business Objectives &amp; Requirements</w:t>
+      <w:proofErr w:type="gramStart"/>
+      <w:r>
+        <w:t>2  Business</w:t>
+      </w:r>
+      <w:proofErr w:type="gramEnd"/>
+      <w:r>
+        <w:t xml:space="preserve"> Objectives &amp; Requirements</w:t>
       </w:r>
     </w:p>
     <w:p>
@@ -263,8 +281,13 @@
       <w:pPr>
         <w:pStyle w:val="Heading1"/>
       </w:pPr>
-      <w:r>
-        <w:t>3  Architectural Overview</w:t>
+      <w:proofErr w:type="gramStart"/>
+      <w:r>
+        <w:t>3  Architectural</w:t>
+      </w:r>
+      <w:proofErr w:type="gramEnd"/>
+      <w:r>
+        <w:t xml:space="preserve"> Overview</w:t>
       </w:r>
     </w:p>
     <w:p>
@@ -277,7 +300,15 @@
       </w:r>
       <w:r>
         <w:br/>
-        <w:t>• Silver  – cleaned and standardised records ready for joins.</w:t>
+        <w:t>• </w:t>
+      </w:r>
+      <w:proofErr w:type="gramStart"/>
+      <w:r>
+        <w:t>Silver  –</w:t>
+      </w:r>
+      <w:proofErr w:type="gramEnd"/>
+      <w:r>
+        <w:t xml:space="preserve"> cleaned and standardised records ready for joins.</w:t>
       </w:r>
       <w:r>
         <w:br/>
@@ -343,6 +374,819 @@
       </w:r>
     </w:p>
     <w:p>
+      <w:r>
+        <w:br w:type="page"/>
+      </w:r>
+      <w:r>
+        <w:rPr>
+          <w:rFonts w:asciiTheme="majorHAnsi" w:eastAsiaTheme="majorEastAsia" w:hAnsiTheme="majorHAnsi" w:cstheme="majorBidi"/>
+          <w:b/>
+          <w:bCs/>
+          <w:color w:val="365F91" w:themeColor="accent1" w:themeShade="BF"/>
+          <w:sz w:val="28"/>
+          <w:szCs w:val="28"/>
+        </w:rPr>
+        <w:lastRenderedPageBreak/>
+        <w:t>4 Technology &amp; Methodology</w:t>
+      </w:r>
+    </w:p>
+    <w:tbl>
+      <w:tblPr>
+        <w:tblStyle w:val="PlainTable1"/>
+        <w:tblW w:w="0" w:type="auto"/>
+        <w:tblLook w:val="04A0" w:firstRow="1" w:lastRow="0" w:firstColumn="1" w:lastColumn="0" w:noHBand="0" w:noVBand="1"/>
+      </w:tblPr>
+      <w:tblGrid>
+        <w:gridCol w:w="2256"/>
+        <w:gridCol w:w="3382"/>
+        <w:gridCol w:w="3218"/>
+      </w:tblGrid>
+      <w:tr>
+        <w:trPr>
+          <w:cnfStyle w:val="100000000000" w:firstRow="1" w:lastRow="0" w:firstColumn="0" w:lastColumn="0" w:oddVBand="0" w:evenVBand="0" w:oddHBand="0" w:evenHBand="0" w:firstRowFirstColumn="0" w:firstRowLastColumn="0" w:lastRowFirstColumn="0" w:lastRowLastColumn="0"/>
+        </w:trPr>
+        <w:tc>
+          <w:tcPr>
+            <w:cnfStyle w:val="001000000000" w:firstRow="0" w:lastRow="0" w:firstColumn="1" w:lastColumn="0" w:oddVBand="0" w:evenVBand="0" w:oddHBand="0" w:evenHBand="0" w:firstRowFirstColumn="0" w:firstRowLastColumn="0" w:lastRowFirstColumn="0" w:lastRowLastColumn="0"/>
+            <w:tcW w:w="0" w:type="auto"/>
+            <w:hideMark/>
+          </w:tcPr>
+          <w:p>
+            <w:pPr>
+              <w:jc w:val="center"/>
+              <w:rPr>
+                <w:rFonts w:ascii="Times New Roman" w:eastAsia="Times New Roman" w:hAnsi="Times New Roman" w:cs="Times New Roman"/>
+                <w:sz w:val="24"/>
+                <w:szCs w:val="24"/>
+              </w:rPr>
+            </w:pPr>
+            <w:r>
+              <w:rPr>
+                <w:rFonts w:ascii="Times New Roman" w:eastAsia="Times New Roman" w:hAnsi="Times New Roman" w:cs="Times New Roman"/>
+                <w:sz w:val="24"/>
+                <w:szCs w:val="24"/>
+              </w:rPr>
+              <w:t>Category</w:t>
+            </w:r>
+          </w:p>
+        </w:tc>
+        <w:tc>
+          <w:tcPr>
+            <w:tcW w:w="0" w:type="auto"/>
+            <w:hideMark/>
+          </w:tcPr>
+          <w:p>
+            <w:pPr>
+              <w:jc w:val="center"/>
+              <w:cnfStyle w:val="100000000000" w:firstRow="1" w:lastRow="0" w:firstColumn="0" w:lastColumn="0" w:oddVBand="0" w:evenVBand="0" w:oddHBand="0" w:evenHBand="0" w:firstRowFirstColumn="0" w:firstRowLastColumn="0" w:lastRowFirstColumn="0" w:lastRowLastColumn="0"/>
+              <w:rPr>
+                <w:rFonts w:ascii="Times New Roman" w:eastAsia="Times New Roman" w:hAnsi="Times New Roman" w:cs="Times New Roman"/>
+                <w:sz w:val="24"/>
+                <w:szCs w:val="24"/>
+              </w:rPr>
+            </w:pPr>
+            <w:r>
+              <w:rPr>
+                <w:rFonts w:ascii="Times New Roman" w:eastAsia="Times New Roman" w:hAnsi="Times New Roman" w:cs="Times New Roman"/>
+                <w:sz w:val="24"/>
+                <w:szCs w:val="24"/>
+              </w:rPr>
+              <w:t>Tool / Standard</w:t>
+            </w:r>
+          </w:p>
+        </w:tc>
+        <w:tc>
+          <w:tcPr>
+            <w:tcW w:w="0" w:type="auto"/>
+            <w:hideMark/>
+          </w:tcPr>
+          <w:p>
+            <w:pPr>
+              <w:jc w:val="center"/>
+              <w:cnfStyle w:val="100000000000" w:firstRow="1" w:lastRow="0" w:firstColumn="0" w:lastColumn="0" w:oddVBand="0" w:evenVBand="0" w:oddHBand="0" w:evenHBand="0" w:firstRowFirstColumn="0" w:firstRowLastColumn="0" w:lastRowFirstColumn="0" w:lastRowLastColumn="0"/>
+              <w:rPr>
+                <w:rFonts w:ascii="Times New Roman" w:eastAsia="Times New Roman" w:hAnsi="Times New Roman" w:cs="Times New Roman"/>
+                <w:sz w:val="24"/>
+                <w:szCs w:val="24"/>
+              </w:rPr>
+            </w:pPr>
+            <w:r>
+              <w:rPr>
+                <w:rFonts w:ascii="Times New Roman" w:eastAsia="Times New Roman" w:hAnsi="Times New Roman" w:cs="Times New Roman"/>
+                <w:sz w:val="24"/>
+                <w:szCs w:val="24"/>
+              </w:rPr>
+              <w:t>Role in Solution</w:t>
+            </w:r>
+          </w:p>
+        </w:tc>
+      </w:tr>
+      <w:tr>
+        <w:trPr>
+          <w:cnfStyle w:val="000000100000" w:firstRow="0" w:lastRow="0" w:firstColumn="0" w:lastColumn="0" w:oddVBand="0" w:evenVBand="0" w:oddHBand="1" w:evenHBand="0" w:firstRowFirstColumn="0" w:firstRowLastColumn="0" w:lastRowFirstColumn="0" w:lastRowLastColumn="0"/>
+        </w:trPr>
+        <w:tc>
+          <w:tcPr>
+            <w:cnfStyle w:val="001000000000" w:firstRow="0" w:lastRow="0" w:firstColumn="1" w:lastColumn="0" w:oddVBand="0" w:evenVBand="0" w:oddHBand="0" w:evenHBand="0" w:firstRowFirstColumn="0" w:firstRowLastColumn="0" w:lastRowFirstColumn="0" w:lastRowLastColumn="0"/>
+            <w:tcW w:w="0" w:type="auto"/>
+            <w:hideMark/>
+          </w:tcPr>
+          <w:p>
+            <w:pPr>
+              <w:rPr>
+                <w:rFonts w:ascii="Times New Roman" w:eastAsia="Times New Roman" w:hAnsi="Times New Roman" w:cs="Times New Roman"/>
+                <w:sz w:val="24"/>
+                <w:szCs w:val="24"/>
+              </w:rPr>
+            </w:pPr>
+            <w:r>
+              <w:rPr>
+                <w:rFonts w:ascii="Times New Roman" w:eastAsia="Times New Roman" w:hAnsi="Times New Roman" w:cs="Times New Roman"/>
+                <w:sz w:val="24"/>
+                <w:szCs w:val="24"/>
+              </w:rPr>
+              <w:t>RDBMS</w:t>
+            </w:r>
+          </w:p>
+        </w:tc>
+        <w:tc>
+          <w:tcPr>
+            <w:tcW w:w="0" w:type="auto"/>
+            <w:hideMark/>
+          </w:tcPr>
+          <w:p>
+            <w:pPr>
+              <w:cnfStyle w:val="000000100000" w:firstRow="0" w:lastRow="0" w:firstColumn="0" w:lastColumn="0" w:oddVBand="0" w:evenVBand="0" w:oddHBand="1" w:evenHBand="0" w:firstRowFirstColumn="0" w:firstRowLastColumn="0" w:lastRowFirstColumn="0" w:lastRowLastColumn="0"/>
+              <w:rPr>
+                <w:rFonts w:ascii="Times New Roman" w:eastAsia="Times New Roman" w:hAnsi="Times New Roman" w:cs="Times New Roman"/>
+                <w:sz w:val="24"/>
+                <w:szCs w:val="24"/>
+              </w:rPr>
+            </w:pPr>
+            <w:r>
+              <w:rPr>
+                <w:rFonts w:ascii="Times New Roman" w:eastAsia="Times New Roman" w:hAnsi="Times New Roman" w:cs="Times New Roman"/>
+                <w:b/>
+                <w:bCs/>
+                <w:sz w:val="24"/>
+                <w:szCs w:val="24"/>
+              </w:rPr>
+              <w:t>SQL Server 2022</w:t>
+            </w:r>
+          </w:p>
+        </w:tc>
+        <w:tc>
+          <w:tcPr>
+            <w:tcW w:w="0" w:type="auto"/>
+            <w:hideMark/>
+          </w:tcPr>
+          <w:p>
+            <w:pPr>
+              <w:cnfStyle w:val="000000100000" w:firstRow="0" w:lastRow="0" w:firstColumn="0" w:lastColumn="0" w:oddVBand="0" w:evenVBand="0" w:oddHBand="1" w:evenHBand="0" w:firstRowFirstColumn="0" w:firstRowLastColumn="0" w:lastRowFirstColumn="0" w:lastRowLastColumn="0"/>
+              <w:rPr>
+                <w:rFonts w:ascii="Times New Roman" w:eastAsia="Times New Roman" w:hAnsi="Times New Roman" w:cs="Times New Roman"/>
+                <w:sz w:val="24"/>
+                <w:szCs w:val="24"/>
+              </w:rPr>
+            </w:pPr>
+            <w:r>
+              <w:rPr>
+                <w:rFonts w:ascii="Times New Roman" w:eastAsia="Times New Roman" w:hAnsi="Times New Roman" w:cs="Times New Roman"/>
+                <w:sz w:val="24"/>
+                <w:szCs w:val="24"/>
+              </w:rPr>
+              <w:t>Storage engine, T-SQL runtime</w:t>
+            </w:r>
+          </w:p>
+        </w:tc>
+      </w:tr>
+      <w:tr>
+        <w:tc>
+          <w:tcPr>
+            <w:cnfStyle w:val="001000000000" w:firstRow="0" w:lastRow="0" w:firstColumn="1" w:lastColumn="0" w:oddVBand="0" w:evenVBand="0" w:oddHBand="0" w:evenHBand="0" w:firstRowFirstColumn="0" w:firstRowLastColumn="0" w:lastRowFirstColumn="0" w:lastRowLastColumn="0"/>
+            <w:tcW w:w="0" w:type="auto"/>
+            <w:hideMark/>
+          </w:tcPr>
+          <w:p>
+            <w:pPr>
+              <w:rPr>
+                <w:rFonts w:ascii="Times New Roman" w:eastAsia="Times New Roman" w:hAnsi="Times New Roman" w:cs="Times New Roman"/>
+                <w:sz w:val="24"/>
+                <w:szCs w:val="24"/>
+              </w:rPr>
+            </w:pPr>
+            <w:r>
+              <w:rPr>
+                <w:rFonts w:ascii="Times New Roman" w:eastAsia="Times New Roman" w:hAnsi="Times New Roman" w:cs="Times New Roman"/>
+                <w:sz w:val="24"/>
+                <w:szCs w:val="24"/>
+              </w:rPr>
+              <w:t>Scripting</w:t>
+            </w:r>
+          </w:p>
+        </w:tc>
+        <w:tc>
+          <w:tcPr>
+            <w:tcW w:w="0" w:type="auto"/>
+            <w:hideMark/>
+          </w:tcPr>
+          <w:p>
+            <w:pPr>
+              <w:cnfStyle w:val="000000000000" w:firstRow="0" w:lastRow="0" w:firstColumn="0" w:lastColumn="0" w:oddVBand="0" w:evenVBand="0" w:oddHBand="0" w:evenHBand="0" w:firstRowFirstColumn="0" w:firstRowLastColumn="0" w:lastRowFirstColumn="0" w:lastRowLastColumn="0"/>
+              <w:rPr>
+                <w:rFonts w:ascii="Times New Roman" w:eastAsia="Times New Roman" w:hAnsi="Times New Roman" w:cs="Times New Roman"/>
+                <w:sz w:val="24"/>
+                <w:szCs w:val="24"/>
+              </w:rPr>
+            </w:pPr>
+            <w:r>
+              <w:rPr>
+                <w:rFonts w:ascii="Times New Roman" w:eastAsia="Times New Roman" w:hAnsi="Times New Roman" w:cs="Times New Roman"/>
+                <w:b/>
+                <w:bCs/>
+                <w:sz w:val="24"/>
+                <w:szCs w:val="24"/>
+              </w:rPr>
+              <w:t>T-SQL Stored Procedures</w:t>
+            </w:r>
+          </w:p>
+        </w:tc>
+        <w:tc>
+          <w:tcPr>
+            <w:tcW w:w="0" w:type="auto"/>
+            <w:hideMark/>
+          </w:tcPr>
+          <w:p>
+            <w:pPr>
+              <w:cnfStyle w:val="000000000000" w:firstRow="0" w:lastRow="0" w:firstColumn="0" w:lastColumn="0" w:oddVBand="0" w:evenVBand="0" w:oddHBand="0" w:evenHBand="0" w:firstRowFirstColumn="0" w:firstRowLastColumn="0" w:lastRowFirstColumn="0" w:lastRowLastColumn="0"/>
+              <w:rPr>
+                <w:rFonts w:ascii="Times New Roman" w:eastAsia="Times New Roman" w:hAnsi="Times New Roman" w:cs="Times New Roman"/>
+                <w:sz w:val="24"/>
+                <w:szCs w:val="24"/>
+              </w:rPr>
+            </w:pPr>
+            <w:r>
+              <w:rPr>
+                <w:rFonts w:ascii="Times New Roman" w:eastAsia="Times New Roman" w:hAnsi="Times New Roman" w:cs="Times New Roman"/>
+                <w:sz w:val="24"/>
+                <w:szCs w:val="24"/>
+              </w:rPr>
+              <w:t>ETL orchestration</w:t>
+            </w:r>
+          </w:p>
+        </w:tc>
+      </w:tr>
+      <w:tr>
+        <w:trPr>
+          <w:cnfStyle w:val="000000100000" w:firstRow="0" w:lastRow="0" w:firstColumn="0" w:lastColumn="0" w:oddVBand="0" w:evenVBand="0" w:oddHBand="1" w:evenHBand="0" w:firstRowFirstColumn="0" w:firstRowLastColumn="0" w:lastRowFirstColumn="0" w:lastRowLastColumn="0"/>
+        </w:trPr>
+        <w:tc>
+          <w:tcPr>
+            <w:cnfStyle w:val="001000000000" w:firstRow="0" w:lastRow="0" w:firstColumn="1" w:lastColumn="0" w:oddVBand="0" w:evenVBand="0" w:oddHBand="0" w:evenHBand="0" w:firstRowFirstColumn="0" w:firstRowLastColumn="0" w:lastRowFirstColumn="0" w:lastRowLastColumn="0"/>
+            <w:tcW w:w="0" w:type="auto"/>
+            <w:hideMark/>
+          </w:tcPr>
+          <w:p>
+            <w:pPr>
+              <w:rPr>
+                <w:rFonts w:ascii="Times New Roman" w:eastAsia="Times New Roman" w:hAnsi="Times New Roman" w:cs="Times New Roman"/>
+                <w:sz w:val="24"/>
+                <w:szCs w:val="24"/>
+              </w:rPr>
+            </w:pPr>
+            <w:r>
+              <w:rPr>
+                <w:rFonts w:ascii="Times New Roman" w:eastAsia="Times New Roman" w:hAnsi="Times New Roman" w:cs="Times New Roman"/>
+                <w:sz w:val="24"/>
+                <w:szCs w:val="24"/>
+              </w:rPr>
+              <w:t>File Interface</w:t>
+            </w:r>
+          </w:p>
+        </w:tc>
+        <w:tc>
+          <w:tcPr>
+            <w:tcW w:w="0" w:type="auto"/>
+            <w:hideMark/>
+          </w:tcPr>
+          <w:p>
+            <w:pPr>
+              <w:cnfStyle w:val="000000100000" w:firstRow="0" w:lastRow="0" w:firstColumn="0" w:lastColumn="0" w:oddVBand="0" w:evenVBand="0" w:oddHBand="1" w:evenHBand="0" w:firstRowFirstColumn="0" w:firstRowLastColumn="0" w:lastRowFirstColumn="0" w:lastRowLastColumn="0"/>
+              <w:rPr>
+                <w:rFonts w:ascii="Times New Roman" w:eastAsia="Times New Roman" w:hAnsi="Times New Roman" w:cs="Times New Roman"/>
+                <w:sz w:val="24"/>
+                <w:szCs w:val="24"/>
+              </w:rPr>
+            </w:pPr>
+            <w:r>
+              <w:rPr>
+                <w:rFonts w:ascii="Times New Roman" w:eastAsia="Times New Roman" w:hAnsi="Times New Roman" w:cs="Times New Roman"/>
+                <w:b/>
+                <w:bCs/>
+                <w:sz w:val="24"/>
+                <w:szCs w:val="24"/>
+              </w:rPr>
+              <w:t>CSV via BULK INSERT</w:t>
+            </w:r>
+          </w:p>
+        </w:tc>
+        <w:tc>
+          <w:tcPr>
+            <w:tcW w:w="0" w:type="auto"/>
+            <w:hideMark/>
+          </w:tcPr>
+          <w:p>
+            <w:pPr>
+              <w:cnfStyle w:val="000000100000" w:firstRow="0" w:lastRow="0" w:firstColumn="0" w:lastColumn="0" w:oddVBand="0" w:evenVBand="0" w:oddHBand="1" w:evenHBand="0" w:firstRowFirstColumn="0" w:firstRowLastColumn="0" w:lastRowFirstColumn="0" w:lastRowLastColumn="0"/>
+              <w:rPr>
+                <w:rFonts w:ascii="Times New Roman" w:eastAsia="Times New Roman" w:hAnsi="Times New Roman" w:cs="Times New Roman"/>
+                <w:sz w:val="24"/>
+                <w:szCs w:val="24"/>
+              </w:rPr>
+            </w:pPr>
+            <w:r>
+              <w:rPr>
+                <w:rFonts w:ascii="Times New Roman" w:eastAsia="Times New Roman" w:hAnsi="Times New Roman" w:cs="Times New Roman"/>
+                <w:sz w:val="24"/>
+                <w:szCs w:val="24"/>
+              </w:rPr>
+              <w:t>Source-system hand-off</w:t>
+            </w:r>
+          </w:p>
+        </w:tc>
+      </w:tr>
+      <w:tr>
+        <w:tc>
+          <w:tcPr>
+            <w:cnfStyle w:val="001000000000" w:firstRow="0" w:lastRow="0" w:firstColumn="1" w:lastColumn="0" w:oddVBand="0" w:evenVBand="0" w:oddHBand="0" w:evenHBand="0" w:firstRowFirstColumn="0" w:firstRowLastColumn="0" w:lastRowFirstColumn="0" w:lastRowLastColumn="0"/>
+            <w:tcW w:w="0" w:type="auto"/>
+            <w:hideMark/>
+          </w:tcPr>
+          <w:p>
+            <w:pPr>
+              <w:rPr>
+                <w:rFonts w:ascii="Times New Roman" w:eastAsia="Times New Roman" w:hAnsi="Times New Roman" w:cs="Times New Roman"/>
+                <w:sz w:val="24"/>
+                <w:szCs w:val="24"/>
+              </w:rPr>
+            </w:pPr>
+            <w:r>
+              <w:rPr>
+                <w:rFonts w:ascii="Times New Roman" w:eastAsia="Times New Roman" w:hAnsi="Times New Roman" w:cs="Times New Roman"/>
+                <w:sz w:val="24"/>
+                <w:szCs w:val="24"/>
+              </w:rPr>
+              <w:t>Version Control</w:t>
+            </w:r>
+          </w:p>
+        </w:tc>
+        <w:tc>
+          <w:tcPr>
+            <w:tcW w:w="0" w:type="auto"/>
+            <w:hideMark/>
+          </w:tcPr>
+          <w:p>
+            <w:pPr>
+              <w:cnfStyle w:val="000000000000" w:firstRow="0" w:lastRow="0" w:firstColumn="0" w:lastColumn="0" w:oddVBand="0" w:evenVBand="0" w:oddHBand="0" w:evenHBand="0" w:firstRowFirstColumn="0" w:firstRowLastColumn="0" w:lastRowFirstColumn="0" w:lastRowLastColumn="0"/>
+              <w:rPr>
+                <w:rFonts w:ascii="Times New Roman" w:eastAsia="Times New Roman" w:hAnsi="Times New Roman" w:cs="Times New Roman"/>
+                <w:sz w:val="24"/>
+                <w:szCs w:val="24"/>
+              </w:rPr>
+            </w:pPr>
+            <w:r>
+              <w:rPr>
+                <w:rFonts w:ascii="Times New Roman" w:eastAsia="Times New Roman" w:hAnsi="Times New Roman" w:cs="Times New Roman"/>
+                <w:b/>
+                <w:bCs/>
+                <w:sz w:val="24"/>
+                <w:szCs w:val="24"/>
+              </w:rPr>
+              <w:t>Git</w:t>
+            </w:r>
+          </w:p>
+        </w:tc>
+        <w:tc>
+          <w:tcPr>
+            <w:tcW w:w="0" w:type="auto"/>
+            <w:hideMark/>
+          </w:tcPr>
+          <w:p>
+            <w:pPr>
+              <w:cnfStyle w:val="000000000000" w:firstRow="0" w:lastRow="0" w:firstColumn="0" w:lastColumn="0" w:oddVBand="0" w:evenVBand="0" w:oddHBand="0" w:evenHBand="0" w:firstRowFirstColumn="0" w:firstRowLastColumn="0" w:lastRowFirstColumn="0" w:lastRowLastColumn="0"/>
+              <w:rPr>
+                <w:rFonts w:ascii="Times New Roman" w:eastAsia="Times New Roman" w:hAnsi="Times New Roman" w:cs="Times New Roman"/>
+                <w:sz w:val="24"/>
+                <w:szCs w:val="24"/>
+              </w:rPr>
+            </w:pPr>
+            <w:r>
+              <w:rPr>
+                <w:rFonts w:ascii="Times New Roman" w:eastAsia="Times New Roman" w:hAnsi="Times New Roman" w:cs="Times New Roman"/>
+                <w:sz w:val="24"/>
+                <w:szCs w:val="24"/>
+              </w:rPr>
+              <w:t>Change management, peer review</w:t>
+            </w:r>
+          </w:p>
+        </w:tc>
+      </w:tr>
+      <w:tr>
+        <w:trPr>
+          <w:cnfStyle w:val="000000100000" w:firstRow="0" w:lastRow="0" w:firstColumn="0" w:lastColumn="0" w:oddVBand="0" w:evenVBand="0" w:oddHBand="1" w:evenHBand="0" w:firstRowFirstColumn="0" w:firstRowLastColumn="0" w:lastRowFirstColumn="0" w:lastRowLastColumn="0"/>
+        </w:trPr>
+        <w:tc>
+          <w:tcPr>
+            <w:cnfStyle w:val="001000000000" w:firstRow="0" w:lastRow="0" w:firstColumn="1" w:lastColumn="0" w:oddVBand="0" w:evenVBand="0" w:oddHBand="0" w:evenHBand="0" w:firstRowFirstColumn="0" w:firstRowLastColumn="0" w:lastRowFirstColumn="0" w:lastRowLastColumn="0"/>
+            <w:tcW w:w="0" w:type="auto"/>
+            <w:hideMark/>
+          </w:tcPr>
+          <w:p>
+            <w:pPr>
+              <w:rPr>
+                <w:rFonts w:ascii="Times New Roman" w:eastAsia="Times New Roman" w:hAnsi="Times New Roman" w:cs="Times New Roman"/>
+                <w:sz w:val="24"/>
+                <w:szCs w:val="24"/>
+              </w:rPr>
+            </w:pPr>
+            <w:r>
+              <w:rPr>
+                <w:rFonts w:ascii="Times New Roman" w:eastAsia="Times New Roman" w:hAnsi="Times New Roman" w:cs="Times New Roman"/>
+                <w:sz w:val="24"/>
+                <w:szCs w:val="24"/>
+              </w:rPr>
+              <w:t>Diagramming</w:t>
+            </w:r>
+          </w:p>
+        </w:tc>
+        <w:tc>
+          <w:tcPr>
+            <w:tcW w:w="0" w:type="auto"/>
+            <w:hideMark/>
+          </w:tcPr>
+          <w:p>
+            <w:pPr>
+              <w:cnfStyle w:val="000000100000" w:firstRow="0" w:lastRow="0" w:firstColumn="0" w:lastColumn="0" w:oddVBand="0" w:evenVBand="0" w:oddHBand="1" w:evenHBand="0" w:firstRowFirstColumn="0" w:firstRowLastColumn="0" w:lastRowFirstColumn="0" w:lastRowLastColumn="0"/>
+              <w:rPr>
+                <w:rFonts w:ascii="Times New Roman" w:eastAsia="Times New Roman" w:hAnsi="Times New Roman" w:cs="Times New Roman"/>
+                <w:sz w:val="24"/>
+                <w:szCs w:val="24"/>
+              </w:rPr>
+            </w:pPr>
+            <w:r>
+              <w:rPr>
+                <w:rFonts w:ascii="Times New Roman" w:eastAsia="Times New Roman" w:hAnsi="Times New Roman" w:cs="Times New Roman"/>
+                <w:b/>
+                <w:bCs/>
+                <w:sz w:val="24"/>
+                <w:szCs w:val="24"/>
+              </w:rPr>
+              <w:t>Draw.io</w:t>
+            </w:r>
+          </w:p>
+        </w:tc>
+        <w:tc>
+          <w:tcPr>
+            <w:tcW w:w="0" w:type="auto"/>
+            <w:hideMark/>
+          </w:tcPr>
+          <w:p>
+            <w:pPr>
+              <w:cnfStyle w:val="000000100000" w:firstRow="0" w:lastRow="0" w:firstColumn="0" w:lastColumn="0" w:oddVBand="0" w:evenVBand="0" w:oddHBand="1" w:evenHBand="0" w:firstRowFirstColumn="0" w:firstRowLastColumn="0" w:lastRowFirstColumn="0" w:lastRowLastColumn="0"/>
+              <w:rPr>
+                <w:rFonts w:ascii="Times New Roman" w:eastAsia="Times New Roman" w:hAnsi="Times New Roman" w:cs="Times New Roman"/>
+                <w:sz w:val="24"/>
+                <w:szCs w:val="24"/>
+              </w:rPr>
+            </w:pPr>
+            <w:r>
+              <w:rPr>
+                <w:rFonts w:ascii="Times New Roman" w:eastAsia="Times New Roman" w:hAnsi="Times New Roman" w:cs="Times New Roman"/>
+                <w:sz w:val="24"/>
+                <w:szCs w:val="24"/>
+              </w:rPr>
+              <w:t>Architecture &amp; lineage artefacts</w:t>
+            </w:r>
+          </w:p>
+        </w:tc>
+      </w:tr>
+      <w:tr>
+        <w:tc>
+          <w:tcPr>
+            <w:cnfStyle w:val="001000000000" w:firstRow="0" w:lastRow="0" w:firstColumn="1" w:lastColumn="0" w:oddVBand="0" w:evenVBand="0" w:oddHBand="0" w:evenHBand="0" w:firstRowFirstColumn="0" w:firstRowLastColumn="0" w:lastRowFirstColumn="0" w:lastRowLastColumn="0"/>
+            <w:tcW w:w="0" w:type="auto"/>
+            <w:hideMark/>
+          </w:tcPr>
+          <w:p>
+            <w:pPr>
+              <w:rPr>
+                <w:rFonts w:ascii="Times New Roman" w:eastAsia="Times New Roman" w:hAnsi="Times New Roman" w:cs="Times New Roman"/>
+                <w:sz w:val="24"/>
+                <w:szCs w:val="24"/>
+              </w:rPr>
+            </w:pPr>
+            <w:r>
+              <w:rPr>
+                <w:rFonts w:ascii="Times New Roman" w:eastAsia="Times New Roman" w:hAnsi="Times New Roman" w:cs="Times New Roman"/>
+                <w:sz w:val="24"/>
+                <w:szCs w:val="24"/>
+              </w:rPr>
+              <w:t>Modelling Approach</w:t>
+            </w:r>
+          </w:p>
+        </w:tc>
+        <w:tc>
+          <w:tcPr>
+            <w:tcW w:w="0" w:type="auto"/>
+            <w:hideMark/>
+          </w:tcPr>
+          <w:p>
+            <w:pPr>
+              <w:cnfStyle w:val="000000000000" w:firstRow="0" w:lastRow="0" w:firstColumn="0" w:lastColumn="0" w:oddVBand="0" w:evenVBand="0" w:oddHBand="0" w:evenHBand="0" w:firstRowFirstColumn="0" w:firstRowLastColumn="0" w:lastRowFirstColumn="0" w:lastRowLastColumn="0"/>
+              <w:rPr>
+                <w:rFonts w:ascii="Times New Roman" w:eastAsia="Times New Roman" w:hAnsi="Times New Roman" w:cs="Times New Roman"/>
+                <w:sz w:val="24"/>
+                <w:szCs w:val="24"/>
+              </w:rPr>
+            </w:pPr>
+            <w:r>
+              <w:rPr>
+                <w:rFonts w:ascii="Times New Roman" w:eastAsia="Times New Roman" w:hAnsi="Times New Roman" w:cs="Times New Roman"/>
+                <w:b/>
+                <w:bCs/>
+                <w:sz w:val="24"/>
+                <w:szCs w:val="24"/>
+              </w:rPr>
+              <w:t>Kimball Star Schema</w:t>
+            </w:r>
+          </w:p>
+        </w:tc>
+        <w:tc>
+          <w:tcPr>
+            <w:tcW w:w="0" w:type="auto"/>
+            <w:hideMark/>
+          </w:tcPr>
+          <w:p>
+            <w:pPr>
+              <w:cnfStyle w:val="000000000000" w:firstRow="0" w:lastRow="0" w:firstColumn="0" w:lastColumn="0" w:oddVBand="0" w:evenVBand="0" w:oddHBand="0" w:evenHBand="0" w:firstRowFirstColumn="0" w:firstRowLastColumn="0" w:lastRowFirstColumn="0" w:lastRowLastColumn="0"/>
+              <w:rPr>
+                <w:rFonts w:ascii="Times New Roman" w:eastAsia="Times New Roman" w:hAnsi="Times New Roman" w:cs="Times New Roman"/>
+                <w:sz w:val="24"/>
+                <w:szCs w:val="24"/>
+              </w:rPr>
+            </w:pPr>
+            <w:r>
+              <w:rPr>
+                <w:rFonts w:ascii="Times New Roman" w:eastAsia="Times New Roman" w:hAnsi="Times New Roman" w:cs="Times New Roman"/>
+                <w:sz w:val="24"/>
+                <w:szCs w:val="24"/>
+              </w:rPr>
+              <w:t>Analytic query performance</w:t>
+            </w:r>
+          </w:p>
+        </w:tc>
+      </w:tr>
+      <w:tr>
+        <w:trPr>
+          <w:cnfStyle w:val="000000100000" w:firstRow="0" w:lastRow="0" w:firstColumn="0" w:lastColumn="0" w:oddVBand="0" w:evenVBand="0" w:oddHBand="1" w:evenHBand="0" w:firstRowFirstColumn="0" w:firstRowLastColumn="0" w:lastRowFirstColumn="0" w:lastRowLastColumn="0"/>
+        </w:trPr>
+        <w:tc>
+          <w:tcPr>
+            <w:cnfStyle w:val="001000000000" w:firstRow="0" w:lastRow="0" w:firstColumn="1" w:lastColumn="0" w:oddVBand="0" w:evenVBand="0" w:oddHBand="0" w:evenHBand="0" w:firstRowFirstColumn="0" w:firstRowLastColumn="0" w:lastRowFirstColumn="0" w:lastRowLastColumn="0"/>
+            <w:tcW w:w="0" w:type="auto"/>
+            <w:hideMark/>
+          </w:tcPr>
+          <w:p>
+            <w:pPr>
+              <w:rPr>
+                <w:rFonts w:ascii="Times New Roman" w:eastAsia="Times New Roman" w:hAnsi="Times New Roman" w:cs="Times New Roman"/>
+                <w:sz w:val="24"/>
+                <w:szCs w:val="24"/>
+              </w:rPr>
+            </w:pPr>
+            <w:r>
+              <w:rPr>
+                <w:rFonts w:ascii="Times New Roman" w:eastAsia="Times New Roman" w:hAnsi="Times New Roman" w:cs="Times New Roman"/>
+                <w:sz w:val="24"/>
+                <w:szCs w:val="24"/>
+              </w:rPr>
+              <w:t>Layering Pattern</w:t>
+            </w:r>
+          </w:p>
+        </w:tc>
+        <w:tc>
+          <w:tcPr>
+            <w:tcW w:w="0" w:type="auto"/>
+            <w:hideMark/>
+          </w:tcPr>
+          <w:p>
+            <w:pPr>
+              <w:cnfStyle w:val="000000100000" w:firstRow="0" w:lastRow="0" w:firstColumn="0" w:lastColumn="0" w:oddVBand="0" w:evenVBand="0" w:oddHBand="1" w:evenHBand="0" w:firstRowFirstColumn="0" w:firstRowLastColumn="0" w:lastRowFirstColumn="0" w:lastRowLastColumn="0"/>
+              <w:rPr>
+                <w:rFonts w:ascii="Times New Roman" w:eastAsia="Times New Roman" w:hAnsi="Times New Roman" w:cs="Times New Roman"/>
+                <w:sz w:val="24"/>
+                <w:szCs w:val="24"/>
+              </w:rPr>
+            </w:pPr>
+            <w:r>
+              <w:rPr>
+                <w:rFonts w:ascii="Times New Roman" w:eastAsia="Times New Roman" w:hAnsi="Times New Roman" w:cs="Times New Roman"/>
+                <w:b/>
+                <w:bCs/>
+                <w:sz w:val="24"/>
+                <w:szCs w:val="24"/>
+              </w:rPr>
+              <w:t>Medallion (Bronze / Silver / Gold)</w:t>
+            </w:r>
+          </w:p>
+        </w:tc>
+        <w:tc>
+          <w:tcPr>
+            <w:tcW w:w="0" w:type="auto"/>
+            <w:hideMark/>
+          </w:tcPr>
+          <w:p>
+            <w:pPr>
+              <w:cnfStyle w:val="000000100000" w:firstRow="0" w:lastRow="0" w:firstColumn="0" w:lastColumn="0" w:oddVBand="0" w:evenVBand="0" w:oddHBand="1" w:evenHBand="0" w:firstRowFirstColumn="0" w:firstRowLastColumn="0" w:lastRowFirstColumn="0" w:lastRowLastColumn="0"/>
+              <w:rPr>
+                <w:rFonts w:ascii="Times New Roman" w:eastAsia="Times New Roman" w:hAnsi="Times New Roman" w:cs="Times New Roman"/>
+                <w:sz w:val="24"/>
+                <w:szCs w:val="24"/>
+              </w:rPr>
+            </w:pPr>
+            <w:r>
+              <w:rPr>
+                <w:rFonts w:ascii="Times New Roman" w:eastAsia="Times New Roman" w:hAnsi="Times New Roman" w:cs="Times New Roman"/>
+                <w:sz w:val="24"/>
+                <w:szCs w:val="24"/>
+              </w:rPr>
+              <w:t>Isolation &amp; lineage</w:t>
+            </w:r>
+          </w:p>
+        </w:tc>
+      </w:tr>
+      <w:tr>
+        <w:tc>
+          <w:tcPr>
+            <w:cnfStyle w:val="001000000000" w:firstRow="0" w:lastRow="0" w:firstColumn="1" w:lastColumn="0" w:oddVBand="0" w:evenVBand="0" w:oddHBand="0" w:evenHBand="0" w:firstRowFirstColumn="0" w:firstRowLastColumn="0" w:lastRowFirstColumn="0" w:lastRowLastColumn="0"/>
+            <w:tcW w:w="0" w:type="auto"/>
+            <w:hideMark/>
+          </w:tcPr>
+          <w:p>
+            <w:pPr>
+              <w:rPr>
+                <w:rFonts w:ascii="Times New Roman" w:eastAsia="Times New Roman" w:hAnsi="Times New Roman" w:cs="Times New Roman"/>
+                <w:sz w:val="24"/>
+                <w:szCs w:val="24"/>
+              </w:rPr>
+            </w:pPr>
+            <w:r>
+              <w:rPr>
+                <w:rFonts w:ascii="Times New Roman" w:eastAsia="Times New Roman" w:hAnsi="Times New Roman" w:cs="Times New Roman"/>
+                <w:sz w:val="24"/>
+                <w:szCs w:val="24"/>
+              </w:rPr>
+              <w:t>QA Method</w:t>
+            </w:r>
+          </w:p>
+        </w:tc>
+        <w:tc>
+          <w:tcPr>
+            <w:tcW w:w="0" w:type="auto"/>
+            <w:hideMark/>
+          </w:tcPr>
+          <w:p>
+            <w:pPr>
+              <w:cnfStyle w:val="000000000000" w:firstRow="0" w:lastRow="0" w:firstColumn="0" w:lastColumn="0" w:oddVBand="0" w:evenVBand="0" w:oddHBand="0" w:evenHBand="0" w:firstRowFirstColumn="0" w:firstRowLastColumn="0" w:lastRowFirstColumn="0" w:lastRowLastColumn="0"/>
+              <w:rPr>
+                <w:rFonts w:ascii="Times New Roman" w:eastAsia="Times New Roman" w:hAnsi="Times New Roman" w:cs="Times New Roman"/>
+                <w:sz w:val="24"/>
+                <w:szCs w:val="24"/>
+              </w:rPr>
+            </w:pPr>
+            <w:r>
+              <w:rPr>
+                <w:rFonts w:ascii="Times New Roman" w:eastAsia="Times New Roman" w:hAnsi="Times New Roman" w:cs="Times New Roman"/>
+                <w:b/>
+                <w:bCs/>
+                <w:sz w:val="24"/>
+                <w:szCs w:val="24"/>
+              </w:rPr>
+              <w:t>SQL QC scripts + assertions</w:t>
+            </w:r>
+          </w:p>
+        </w:tc>
+        <w:tc>
+          <w:tcPr>
+            <w:tcW w:w="0" w:type="auto"/>
+            <w:hideMark/>
+          </w:tcPr>
+          <w:p>
+            <w:pPr>
+              <w:cnfStyle w:val="000000000000" w:firstRow="0" w:lastRow="0" w:firstColumn="0" w:lastColumn="0" w:oddVBand="0" w:evenVBand="0" w:oddHBand="0" w:evenHBand="0" w:firstRowFirstColumn="0" w:firstRowLastColumn="0" w:lastRowFirstColumn="0" w:lastRowLastColumn="0"/>
+              <w:rPr>
+                <w:rFonts w:ascii="Times New Roman" w:eastAsia="Times New Roman" w:hAnsi="Times New Roman" w:cs="Times New Roman"/>
+                <w:sz w:val="24"/>
+                <w:szCs w:val="24"/>
+              </w:rPr>
+            </w:pPr>
+            <w:r>
+              <w:rPr>
+                <w:rFonts w:ascii="Times New Roman" w:eastAsia="Times New Roman" w:hAnsi="Times New Roman" w:cs="Times New Roman"/>
+                <w:sz w:val="24"/>
+                <w:szCs w:val="24"/>
+              </w:rPr>
+              <w:t>Data-integrity gate</w:t>
+            </w:r>
+          </w:p>
+        </w:tc>
+      </w:tr>
+      <w:tr>
+        <w:trPr>
+          <w:cnfStyle w:val="000000100000" w:firstRow="0" w:lastRow="0" w:firstColumn="0" w:lastColumn="0" w:oddVBand="0" w:evenVBand="0" w:oddHBand="1" w:evenHBand="0" w:firstRowFirstColumn="0" w:firstRowLastColumn="0" w:lastRowFirstColumn="0" w:lastRowLastColumn="0"/>
+        </w:trPr>
+        <w:tc>
+          <w:tcPr>
+            <w:cnfStyle w:val="001000000000" w:firstRow="0" w:lastRow="0" w:firstColumn="1" w:lastColumn="0" w:oddVBand="0" w:evenVBand="0" w:oddHBand="0" w:evenHBand="0" w:firstRowFirstColumn="0" w:firstRowLastColumn="0" w:lastRowFirstColumn="0" w:lastRowLastColumn="0"/>
+            <w:tcW w:w="0" w:type="auto"/>
+            <w:hideMark/>
+          </w:tcPr>
+          <w:p>
+            <w:pPr>
+              <w:rPr>
+                <w:rFonts w:ascii="Times New Roman" w:eastAsia="Times New Roman" w:hAnsi="Times New Roman" w:cs="Times New Roman"/>
+                <w:sz w:val="24"/>
+                <w:szCs w:val="24"/>
+              </w:rPr>
+            </w:pPr>
+            <w:r>
+              <w:rPr>
+                <w:rFonts w:ascii="Times New Roman" w:eastAsia="Times New Roman" w:hAnsi="Times New Roman" w:cs="Times New Roman"/>
+                <w:sz w:val="24"/>
+                <w:szCs w:val="24"/>
+              </w:rPr>
+              <w:t>DevOps / Scheduling</w:t>
+            </w:r>
+          </w:p>
+        </w:tc>
+        <w:tc>
+          <w:tcPr>
+            <w:tcW w:w="0" w:type="auto"/>
+            <w:hideMark/>
+          </w:tcPr>
+          <w:p>
+            <w:pPr>
+              <w:cnfStyle w:val="000000100000" w:firstRow="0" w:lastRow="0" w:firstColumn="0" w:lastColumn="0" w:oddVBand="0" w:evenVBand="0" w:oddHBand="1" w:evenHBand="0" w:firstRowFirstColumn="0" w:firstRowLastColumn="0" w:lastRowFirstColumn="0" w:lastRowLastColumn="0"/>
+              <w:rPr>
+                <w:rFonts w:ascii="Times New Roman" w:eastAsia="Times New Roman" w:hAnsi="Times New Roman" w:cs="Times New Roman"/>
+                <w:sz w:val="24"/>
+                <w:szCs w:val="24"/>
+              </w:rPr>
+            </w:pPr>
+            <w:r>
+              <w:rPr>
+                <w:rFonts w:ascii="Times New Roman" w:eastAsia="Times New Roman" w:hAnsi="Times New Roman" w:cs="Times New Roman"/>
+                <w:b/>
+                <w:bCs/>
+                <w:sz w:val="24"/>
+                <w:szCs w:val="24"/>
+              </w:rPr>
+              <w:t>SQL Agent (proposed)</w:t>
+            </w:r>
+          </w:p>
+        </w:tc>
+        <w:tc>
+          <w:tcPr>
+            <w:tcW w:w="0" w:type="auto"/>
+            <w:hideMark/>
+          </w:tcPr>
+          <w:p>
+            <w:pPr>
+              <w:cnfStyle w:val="000000100000" w:firstRow="0" w:lastRow="0" w:firstColumn="0" w:lastColumn="0" w:oddVBand="0" w:evenVBand="0" w:oddHBand="1" w:evenHBand="0" w:firstRowFirstColumn="0" w:firstRowLastColumn="0" w:lastRowFirstColumn="0" w:lastRowLastColumn="0"/>
+              <w:rPr>
+                <w:rFonts w:ascii="Times New Roman" w:eastAsia="Times New Roman" w:hAnsi="Times New Roman" w:cs="Times New Roman"/>
+                <w:sz w:val="24"/>
+                <w:szCs w:val="24"/>
+              </w:rPr>
+            </w:pPr>
+            <w:r>
+              <w:rPr>
+                <w:rFonts w:ascii="Times New Roman" w:eastAsia="Times New Roman" w:hAnsi="Times New Roman" w:cs="Times New Roman"/>
+                <w:sz w:val="24"/>
+                <w:szCs w:val="24"/>
+              </w:rPr>
+              <w:t>Automation &amp; monitoring</w:t>
+            </w:r>
+          </w:p>
+        </w:tc>
+      </w:tr>
+    </w:tbl>
+    <w:p>
+      <w:pPr>
+        <w:pStyle w:val="Heading1"/>
+      </w:pPr>
+    </w:p>
+    <w:p>
       <w:pPr>
         <w:rPr>
           <w:rFonts w:asciiTheme="majorHAnsi" w:eastAsiaTheme="majorEastAsia" w:hAnsiTheme="majorHAnsi" w:cstheme="majorBidi"/>
@@ -361,9 +1205,17 @@
       <w:pPr>
         <w:pStyle w:val="Heading1"/>
       </w:pPr>
+      <w:proofErr w:type="gramStart"/>
       <w:r>
         <w:lastRenderedPageBreak/>
-        <w:t xml:space="preserve">4  Database </w:t>
+        <w:t>5</w:t>
+      </w:r>
+      <w:r>
+        <w:t>  Database</w:t>
+      </w:r>
+      <w:proofErr w:type="gramEnd"/>
+      <w:r>
+        <w:t xml:space="preserve"> </w:t>
       </w:r>
       <w:proofErr w:type="spellStart"/>
       <w:r>
@@ -400,8 +1252,13 @@
       </w:r>
       <w:r>
         <w:br/>
-        <w:t>CREATE SCHEMA gold;</w:t>
-      </w:r>
+        <w:t xml:space="preserve">CREATE SCHEMA </w:t>
+      </w:r>
+      <w:proofErr w:type="gramStart"/>
+      <w:r>
+        <w:t>gold;</w:t>
+      </w:r>
+      <w:proofErr w:type="gramEnd"/>
     </w:p>
     <w:p>
       <w:r>
@@ -412,13 +1269,29 @@
       <w:pPr>
         <w:pStyle w:val="Heading1"/>
       </w:pPr>
-      <w:r>
-        <w:t>5  Bronze Layer – Raw Ingestion</w:t>
+      <w:proofErr w:type="gramStart"/>
+      <w:r>
+        <w:t>6</w:t>
+      </w:r>
+      <w:r>
+        <w:t>  Bronze</w:t>
+      </w:r>
+      <w:proofErr w:type="gramEnd"/>
+      <w:r>
+        <w:t xml:space="preserve"> Layer – Raw Ingestion</w:t>
       </w:r>
     </w:p>
     <w:p>
       <w:r>
-        <w:t>The stored procedure `bronze.load_bronze` bulk‑loads six CSV extracts (three CRM, three ERP).  Each target table is truncated to maintain idempotence.  Example extract:</w:t>
+        <w:t>The stored procedure `</w:t>
+      </w:r>
+      <w:proofErr w:type="gramStart"/>
+      <w:r>
+        <w:t>bronze.load</w:t>
+      </w:r>
+      <w:proofErr w:type="gramEnd"/>
+      <w:r>
+        <w:t>_bronze` bulk‑loads six CSV extracts (three CRM, three ERP).  Each target table is truncated to maintain idempotence.  Example extract:</w:t>
       </w:r>
     </w:p>
     <w:p>
@@ -434,8 +1307,13 @@
       </w:r>
       <w:r>
         <w:br/>
-        <w:t>WITH (FIRSTROW = 2, FIELDTERMINATOR = ',', TABLOCK);</w:t>
-      </w:r>
+        <w:t>WITH (FIRSTROW = 2, FIELDTERMINATOR = ',', TABLOCK</w:t>
+      </w:r>
+      <w:proofErr w:type="gramStart"/>
+      <w:r>
+        <w:t>);</w:t>
+      </w:r>
+      <w:proofErr w:type="gramEnd"/>
     </w:p>
     <w:p>
       <w:pPr>
@@ -514,18 +1392,50 @@
       <w:pPr>
         <w:pStyle w:val="Heading1"/>
       </w:pPr>
+      <w:proofErr w:type="gramStart"/>
       <w:r>
         <w:lastRenderedPageBreak/>
-        <w:t>6  Silver Layer – Cleansing &amp; Enrichment</w:t>
+        <w:t>7</w:t>
+      </w:r>
+      <w:r>
+        <w:t>  Silver</w:t>
+      </w:r>
+      <w:proofErr w:type="gramEnd"/>
+      <w:r>
+        <w:t xml:space="preserve"> Layer – Cleansing &amp; Enrichment</w:t>
       </w:r>
     </w:p>
     <w:p>
       <w:r>
-        <w:t>`silver.load_silver` transforms Bronze data by:</w:t>
+        <w:t>`</w:t>
+      </w:r>
+      <w:proofErr w:type="gramStart"/>
+      <w:r>
+        <w:t>silver.load</w:t>
+      </w:r>
+      <w:proofErr w:type="gramEnd"/>
+      <w:r>
+        <w:t xml:space="preserve">_silver` transforms </w:t>
+      </w:r>
+      <w:proofErr w:type="gramStart"/>
+      <w:r>
+        <w:t>Bronze</w:t>
+      </w:r>
+      <w:proofErr w:type="gramEnd"/>
+      <w:r>
+        <w:t xml:space="preserve"> data by:</w:t>
       </w:r>
       <w:r>
         <w:br/>
-        <w:t>• Converting single‑character codes to descriptive enums (e.g. gender ‘M’→‘Male’).</w:t>
+        <w:t>• Converting single‑character codes to descriptive enums (e.g. gender ‘M’</w:t>
+      </w:r>
+      <w:proofErr w:type="gramStart"/>
+      <w:r>
+        <w:t>→‘</w:t>
+      </w:r>
+      <w:proofErr w:type="gramEnd"/>
+      <w:r>
+        <w:t>Male’).</w:t>
       </w:r>
       <w:r>
         <w:br/>
@@ -533,7 +1443,15 @@
       </w:r>
       <w:r>
         <w:br/>
-        <w:t>• Generating slowly‑changing product end‑dates via `LEAD()`.</w:t>
+        <w:t>• Generating slowly‑changing product end‑dates via `</w:t>
+      </w:r>
+      <w:proofErr w:type="gramStart"/>
+      <w:r>
+        <w:t>LEAD(</w:t>
+      </w:r>
+      <w:proofErr w:type="gramEnd"/>
+      <w:r>
+        <w:t>)`.</w:t>
       </w:r>
     </w:p>
     <w:p>
@@ -541,11 +1459,27 @@
         <w:pStyle w:val="IntenseQuote"/>
       </w:pPr>
       <w:r>
-        <w:t>CASE WHEN UPPER(TRIM(cst_gndr)) = 'F' THEN 'Female'</w:t>
+        <w:t>CASE WHEN UPPER(</w:t>
+      </w:r>
+      <w:proofErr w:type="gramStart"/>
+      <w:r>
+        <w:t>TRIM(</w:t>
+      </w:r>
+      <w:proofErr w:type="gramEnd"/>
+      <w:r>
+        <w:t>cst_gndr)) = 'F' THEN 'Female'</w:t>
       </w:r>
       <w:r>
         <w:br/>
-        <w:t xml:space="preserve">     WHEN UPPER(TRIM(cst_gndr)) = 'M' THEN 'Male'</w:t>
+        <w:t xml:space="preserve">     WHEN UPPER(</w:t>
+      </w:r>
+      <w:proofErr w:type="gramStart"/>
+      <w:r>
+        <w:t>TRIM(</w:t>
+      </w:r>
+      <w:proofErr w:type="gramEnd"/>
+      <w:r>
+        <w:t>cst_gndr)) = 'M' THEN 'Male'</w:t>
       </w:r>
       <w:r>
         <w:br/>
@@ -639,7 +1573,7 @@
           </mc:Choice>
           <mc:Fallback>
             <w:pict>
-              <v:rect w14:anchorId="15F8E8BC" id="Rectangle 1" o:spid="_x0000_s1026" style="position:absolute;margin-left:328.45pt;margin-top:63.75pt;width:112.95pt;height:210pt;z-index:251661312;visibility:visible;mso-wrap-style:square;mso-width-percent:0;mso-wrap-distance-left:9pt;mso-wrap-distance-top:0;mso-wrap-distance-right:9pt;mso-wrap-distance-bottom:0;mso-position-horizontal:absolute;mso-position-horizontal-relative:text;mso-position-vertical:absolute;mso-position-vertical-relative:text;mso-width-percent:0;mso-width-relative:margin;v-text-anchor:middle" o:gfxdata="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" fillcolor="#4f81bd [3204]" strokecolor="#4579b8 [3044]">
+              <v:rect w14:anchorId="6729034B" id="Rectangle 1" o:spid="_x0000_s1026" style="position:absolute;margin-left:328.45pt;margin-top:63.75pt;width:112.95pt;height:210pt;z-index:251661312;visibility:visible;mso-wrap-style:square;mso-width-percent:0;mso-wrap-distance-left:9pt;mso-wrap-distance-top:0;mso-wrap-distance-right:9pt;mso-wrap-distance-bottom:0;mso-position-horizontal:absolute;mso-position-horizontal-relative:text;mso-position-vertical:absolute;mso-position-vertical-relative:text;mso-width-percent:0;mso-width-relative:margin;v-text-anchor:middle" o:gfxdata="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" fillcolor="#4f81bd [3204]" strokecolor="#4579b8 [3044]">
                 <v:fill color2="#a7bfde [1620]" o:opacity2="58982f" rotate="t" angle="180" colors="0 #3f80cd;1 #3f80cd" focus="100%" type="gradient">
                   <o:fill v:ext="view" type="gradientUnscaled"/>
                 </v:fill>
@@ -729,7 +1663,7 @@
           </mc:Choice>
           <mc:Fallback>
             <w:pict>
-              <v:rect w14:anchorId="3F6CFD57" id="Rectangle 1" o:spid="_x0000_s1026" style="position:absolute;margin-left:3.85pt;margin-top:64.05pt;width:221.55pt;height:210pt;z-index:251659264;visibility:visible;mso-wrap-style:square;mso-wrap-distance-left:9pt;mso-wrap-distance-top:0;mso-wrap-distance-right:9pt;mso-wrap-distance-bottom:0;mso-position-horizontal:absolute;mso-position-horizontal-relative:text;mso-position-vertical:absolute;mso-position-vertical-relative:text;v-text-anchor:middle" o:gfxdata="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" fillcolor="#4f81bd [3204]" strokecolor="#4579b8 [3044]">
+              <v:rect w14:anchorId="7BB5CB43" id="Rectangle 1" o:spid="_x0000_s1026" style="position:absolute;margin-left:3.85pt;margin-top:64.05pt;width:221.55pt;height:210pt;z-index:251659264;visibility:visible;mso-wrap-style:square;mso-wrap-distance-left:9pt;mso-wrap-distance-top:0;mso-wrap-distance-right:9pt;mso-wrap-distance-bottom:0;mso-position-horizontal:absolute;mso-position-horizontal-relative:text;mso-position-vertical:absolute;mso-position-vertical-relative:text;v-text-anchor:middle" o:gfxdata="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" fillcolor="#4f81bd [3204]" strokecolor="#4579b8 [3044]">
                 <v:fill color2="#a7bfde [1620]" o:opacity2="58982f" rotate="t" angle="180" colors="0 #3f80cd;1 #3f80cd" focus="100%" type="gradient">
                   <o:fill v:ext="view" type="gradientUnscaled"/>
                 </v:fill>
@@ -797,8 +1731,16 @@
       <w:pPr>
         <w:pStyle w:val="Heading1"/>
       </w:pPr>
-      <w:r>
-        <w:t>7  Gold Layer – Dimensional Modelling</w:t>
+      <w:proofErr w:type="gramStart"/>
+      <w:r>
+        <w:t>8</w:t>
+      </w:r>
+      <w:r>
+        <w:t>  Gold</w:t>
+      </w:r>
+      <w:proofErr w:type="gramEnd"/>
+      <w:r>
+        <w:t xml:space="preserve"> Layer – Dimensional Modelling</w:t>
       </w:r>
     </w:p>
     <w:p>
@@ -811,11 +1753,27 @@
       </w:r>
       <w:r>
         <w:br/>
-        <w:t>• `gold.dim_products`  – enriched product hierarchy data.</w:t>
+        <w:t>• `gold.dim_products</w:t>
+      </w:r>
+      <w:proofErr w:type="gramStart"/>
+      <w:r>
+        <w:t>`  –</w:t>
+      </w:r>
+      <w:proofErr w:type="gramEnd"/>
+      <w:r>
+        <w:t xml:space="preserve"> enriched product hierarchy data.</w:t>
       </w:r>
       <w:r>
         <w:br/>
-        <w:t>• `gold.fact_sales`    – additive measures and foreign keys.</w:t>
+        <w:t>• `</w:t>
+      </w:r>
+      <w:proofErr w:type="gramStart"/>
+      <w:r>
+        <w:t>gold.fact</w:t>
+      </w:r>
+      <w:proofErr w:type="gramEnd"/>
+      <w:r>
+        <w:t>_sales`    – additive measures and foreign keys.</w:t>
       </w:r>
     </w:p>
     <w:p>
@@ -823,7 +1781,23 @@
         <w:pStyle w:val="IntenseQuote"/>
       </w:pPr>
       <w:r>
-        <w:t>SELECT ROW_NUMBER() OVER (ORDER BY cst_id)  AS customer_key,</w:t>
+        <w:t>SELECT ROW_</w:t>
+      </w:r>
+      <w:proofErr w:type="gramStart"/>
+      <w:r>
+        <w:t>NUMBER(</w:t>
+      </w:r>
+      <w:proofErr w:type="gramEnd"/>
+      <w:r>
+        <w:t>) OVER (ORDER BY cst_</w:t>
+      </w:r>
+      <w:proofErr w:type="gramStart"/>
+      <w:r>
+        <w:t>id)  AS</w:t>
+      </w:r>
+      <w:proofErr w:type="gramEnd"/>
+      <w:r>
+        <w:t xml:space="preserve"> customer_key,</w:t>
       </w:r>
       <w:r>
         <w:br/>
@@ -839,12 +1813,22 @@
       </w:r>
       <w:r>
         <w:br/>
-        <w:t>FROM   silver.crm_cust_info  ci</w:t>
-      </w:r>
+        <w:t>FROM   silver.crm_cust_</w:t>
+      </w:r>
+      <w:proofErr w:type="gramStart"/>
+      <w:r>
+        <w:t>info  ci</w:t>
+      </w:r>
+      <w:proofErr w:type="gramEnd"/>
       <w:r>
         <w:br/>
-        <w:t>LEFT JOIN silver.erp_cust_az12 ca ON ci.cst_key = ca.cid;</w:t>
-      </w:r>
+        <w:t xml:space="preserve">LEFT JOIN silver.erp_cust_az12 ca ON ci.cst_key = </w:t>
+      </w:r>
+      <w:proofErr w:type="gramStart"/>
+      <w:r>
+        <w:t>ca.cid;</w:t>
+      </w:r>
+      <w:proofErr w:type="gramEnd"/>
     </w:p>
     <w:p>
       <w:pPr>
@@ -909,13 +1893,29 @@
       <w:pPr>
         <w:pStyle w:val="Heading1"/>
       </w:pPr>
-      <w:r>
-        <w:t>8  End‑to‑End ETL Pipeline</w:t>
+      <w:proofErr w:type="gramStart"/>
+      <w:r>
+        <w:t>9</w:t>
+      </w:r>
+      <w:r>
+        <w:t>  End</w:t>
+      </w:r>
+      <w:proofErr w:type="gramEnd"/>
+      <w:r>
+        <w:t>‑to‑End ETL Pipeline</w:t>
       </w:r>
     </w:p>
     <w:p>
       <w:r>
-        <w:t>The nightly pipeline orchestrates `load_bronze` ▶ `load_silver` ▶ materialise Gold views.  Execution metadata (start/end timestamps) is logged in each procedure for auditability.</w:t>
+        <w:t xml:space="preserve">The nightly pipeline orchestrates `load_bronze` ▶ `load_silver` ▶ materialise </w:t>
+      </w:r>
+      <w:proofErr w:type="gramStart"/>
+      <w:r>
+        <w:t>Gold</w:t>
+      </w:r>
+      <w:proofErr w:type="gramEnd"/>
+      <w:r>
+        <w:t xml:space="preserve"> views.  Execution metadata (start/end timestamps) is logged in each procedure for auditability.</w:t>
       </w:r>
     </w:p>
     <w:p>
@@ -995,9 +1995,17 @@
       <w:pPr>
         <w:pStyle w:val="Heading1"/>
       </w:pPr>
+      <w:proofErr w:type="gramStart"/>
       <w:r>
         <w:lastRenderedPageBreak/>
-        <w:t>9  Data‑Quality Assurance Framework</w:t>
+        <w:t>10</w:t>
+      </w:r>
+      <w:r>
+        <w:t>  Data</w:t>
+      </w:r>
+      <w:proofErr w:type="gramEnd"/>
+      <w:r>
+        <w:t>‑Quality Assurance Framework</w:t>
       </w:r>
     </w:p>
     <w:p>
@@ -1026,32 +2034,88 @@
       </w:r>
       <w:r>
         <w:br/>
-        <w:t>FROM   gold.fact_sales f</w:t>
+        <w:t xml:space="preserve">FROM   </w:t>
+      </w:r>
+      <w:proofErr w:type="gramStart"/>
+      <w:r>
+        <w:t>gold.fact</w:t>
+      </w:r>
+      <w:proofErr w:type="gramEnd"/>
+      <w:r>
+        <w:t>_sales f</w:t>
       </w:r>
       <w:r>
         <w:br/>
-        <w:t>LEFT JOIN gold.dim_products p ON p.product_key = f.product_key</w:t>
+        <w:t xml:space="preserve">LEFT JOIN gold.dim_products p ON </w:t>
+      </w:r>
+      <w:proofErr w:type="gramStart"/>
+      <w:r>
+        <w:t>p.product</w:t>
+      </w:r>
+      <w:proofErr w:type="gramEnd"/>
+      <w:r>
+        <w:t xml:space="preserve">_key = </w:t>
+      </w:r>
+      <w:proofErr w:type="gramStart"/>
+      <w:r>
+        <w:t>f.product</w:t>
+      </w:r>
+      <w:proofErr w:type="gramEnd"/>
+      <w:r>
+        <w:t>_key</w:t>
       </w:r>
       <w:r>
         <w:br/>
-        <w:t>WHERE  p.product_key IS NULL;</w:t>
-      </w:r>
+      </w:r>
+      <w:proofErr w:type="gramStart"/>
+      <w:r>
+        <w:t>WHERE  p</w:t>
+      </w:r>
+      <w:proofErr w:type="gramEnd"/>
+      <w:r>
+        <w:t xml:space="preserve">.product_key IS </w:t>
+      </w:r>
+      <w:proofErr w:type="gramStart"/>
+      <w:r>
+        <w:t>NULL;</w:t>
+      </w:r>
+      <w:proofErr w:type="gramEnd"/>
     </w:p>
     <w:p>
       <w:pPr>
         <w:pStyle w:val="Heading1"/>
       </w:pPr>
-      <w:r>
-        <w:t>10  Metadata &amp; Data‑Catalogue Management</w:t>
+      <w:proofErr w:type="gramStart"/>
+      <w:r>
+        <w:t>1</w:t>
+      </w:r>
+      <w:r>
+        <w:t>1</w:t>
+      </w:r>
+      <w:r>
+        <w:t>  Metadata</w:t>
+      </w:r>
+      <w:proofErr w:type="gramEnd"/>
+      <w:r>
+        <w:t xml:space="preserve"> &amp; Data‑Catalogue Management</w:t>
       </w:r>
     </w:p>
     <w:p>
       <w:r>
-        <w:t>The file `docs/data_catalog.md` documents every Gold table.  An excerpt for `gold.dim_customers` is reproduced below.</w:t>
+        <w:t xml:space="preserve">The file `docs/data_catalog.md` documents every </w:t>
+      </w:r>
+      <w:proofErr w:type="gramStart"/>
+      <w:r>
+        <w:t>Gold</w:t>
+      </w:r>
+      <w:proofErr w:type="gramEnd"/>
+      <w:r>
+        <w:t xml:space="preserve"> table.  An excerpt for `gold.dim_customers` is reproduced below.</w:t>
       </w:r>
     </w:p>
     <w:tbl>
       <w:tblPr>
+        <w:tblStyle w:val="PlainTable1"/>
         <w:tblW w:w="0" w:type="auto"/>
         <w:tblLook w:val="04A0" w:firstRow="1" w:lastRow="0" w:firstColumn="1" w:lastColumn="0" w:noHBand="0" w:noVBand="1"/>
       </w:tblPr>
@@ -1061,8 +2125,12 @@
         <w:gridCol w:w="2880"/>
       </w:tblGrid>
       <w:tr>
+        <w:trPr>
+          <w:cnfStyle w:val="100000000000" w:firstRow="1" w:lastRow="0" w:firstColumn="0" w:lastColumn="0" w:oddVBand="0" w:evenVBand="0" w:oddHBand="0" w:evenHBand="0" w:firstRowFirstColumn="0" w:firstRowLastColumn="0" w:lastRowFirstColumn="0" w:lastRowLastColumn="0"/>
+        </w:trPr>
         <w:tc>
           <w:tcPr>
+            <w:cnfStyle w:val="001000000000" w:firstRow="0" w:lastRow="0" w:firstColumn="1" w:lastColumn="0" w:oddVBand="0" w:evenVBand="0" w:oddHBand="0" w:evenHBand="0" w:firstRowFirstColumn="0" w:firstRowLastColumn="0" w:lastRowFirstColumn="0" w:lastRowLastColumn="0"/>
             <w:tcW w:w="2880" w:type="dxa"/>
           </w:tcPr>
           <w:p>
@@ -1076,6 +2144,9 @@
             <w:tcW w:w="2880" w:type="dxa"/>
           </w:tcPr>
           <w:p>
+            <w:pPr>
+              <w:cnfStyle w:val="100000000000" w:firstRow="1" w:lastRow="0" w:firstColumn="0" w:lastColumn="0" w:oddVBand="0" w:evenVBand="0" w:oddHBand="0" w:evenHBand="0" w:firstRowFirstColumn="0" w:firstRowLastColumn="0" w:lastRowFirstColumn="0" w:lastRowLastColumn="0"/>
+            </w:pPr>
             <w:r>
               <w:t>Type</w:t>
             </w:r>
@@ -1086,6 +2157,9 @@
             <w:tcW w:w="2880" w:type="dxa"/>
           </w:tcPr>
           <w:p>
+            <w:pPr>
+              <w:cnfStyle w:val="100000000000" w:firstRow="1" w:lastRow="0" w:firstColumn="0" w:lastColumn="0" w:oddVBand="0" w:evenVBand="0" w:oddHBand="0" w:evenHBand="0" w:firstRowFirstColumn="0" w:firstRowLastColumn="0" w:lastRowFirstColumn="0" w:lastRowLastColumn="0"/>
+            </w:pPr>
             <w:r>
               <w:t>Description</w:t>
             </w:r>
@@ -1093,8 +2167,12 @@
         </w:tc>
       </w:tr>
       <w:tr>
+        <w:trPr>
+          <w:cnfStyle w:val="000000100000" w:firstRow="0" w:lastRow="0" w:firstColumn="0" w:lastColumn="0" w:oddVBand="0" w:evenVBand="0" w:oddHBand="1" w:evenHBand="0" w:firstRowFirstColumn="0" w:firstRowLastColumn="0" w:lastRowFirstColumn="0" w:lastRowLastColumn="0"/>
+        </w:trPr>
         <w:tc>
           <w:tcPr>
+            <w:cnfStyle w:val="001000000000" w:firstRow="0" w:lastRow="0" w:firstColumn="1" w:lastColumn="0" w:oddVBand="0" w:evenVBand="0" w:oddHBand="0" w:evenHBand="0" w:firstRowFirstColumn="0" w:firstRowLastColumn="0" w:lastRowFirstColumn="0" w:lastRowLastColumn="0"/>
             <w:tcW w:w="2880" w:type="dxa"/>
           </w:tcPr>
           <w:p>
@@ -1108,6 +2186,9 @@
             <w:tcW w:w="2880" w:type="dxa"/>
           </w:tcPr>
           <w:p>
+            <w:pPr>
+              <w:cnfStyle w:val="000000100000" w:firstRow="0" w:lastRow="0" w:firstColumn="0" w:lastColumn="0" w:oddVBand="0" w:evenVBand="0" w:oddHBand="1" w:evenHBand="0" w:firstRowFirstColumn="0" w:firstRowLastColumn="0" w:lastRowFirstColumn="0" w:lastRowLastColumn="0"/>
+            </w:pPr>
             <w:r>
               <w:t>INT</w:t>
             </w:r>
@@ -1118,6 +2199,9 @@
             <w:tcW w:w="2880" w:type="dxa"/>
           </w:tcPr>
           <w:p>
+            <w:pPr>
+              <w:cnfStyle w:val="000000100000" w:firstRow="0" w:lastRow="0" w:firstColumn="0" w:lastColumn="0" w:oddVBand="0" w:evenVBand="0" w:oddHBand="1" w:evenHBand="0" w:firstRowFirstColumn="0" w:firstRowLastColumn="0" w:lastRowFirstColumn="0" w:lastRowLastColumn="0"/>
+            </w:pPr>
             <w:r>
               <w:t>Surrogate key</w:t>
             </w:r>
@@ -1127,6 +2211,7 @@
       <w:tr>
         <w:tc>
           <w:tcPr>
+            <w:cnfStyle w:val="001000000000" w:firstRow="0" w:lastRow="0" w:firstColumn="1" w:lastColumn="0" w:oddVBand="0" w:evenVBand="0" w:oddHBand="0" w:evenHBand="0" w:firstRowFirstColumn="0" w:firstRowLastColumn="0" w:lastRowFirstColumn="0" w:lastRowLastColumn="0"/>
             <w:tcW w:w="2880" w:type="dxa"/>
           </w:tcPr>
           <w:p>
@@ -1140,6 +2225,9 @@
             <w:tcW w:w="2880" w:type="dxa"/>
           </w:tcPr>
           <w:p>
+            <w:pPr>
+              <w:cnfStyle w:val="000000000000" w:firstRow="0" w:lastRow="0" w:firstColumn="0" w:lastColumn="0" w:oddVBand="0" w:evenVBand="0" w:oddHBand="0" w:evenHBand="0" w:firstRowFirstColumn="0" w:firstRowLastColumn="0" w:lastRowFirstColumn="0" w:lastRowLastColumn="0"/>
+            </w:pPr>
             <w:r>
               <w:t>INT</w:t>
             </w:r>
@@ -1150,6 +2238,9 @@
             <w:tcW w:w="2880" w:type="dxa"/>
           </w:tcPr>
           <w:p>
+            <w:pPr>
+              <w:cnfStyle w:val="000000000000" w:firstRow="0" w:lastRow="0" w:firstColumn="0" w:lastColumn="0" w:oddVBand="0" w:evenVBand="0" w:oddHBand="0" w:evenHBand="0" w:firstRowFirstColumn="0" w:firstRowLastColumn="0" w:lastRowFirstColumn="0" w:lastRowLastColumn="0"/>
+            </w:pPr>
             <w:r>
               <w:t>Natural CRM identifier</w:t>
             </w:r>
@@ -1157,8 +2248,12 @@
         </w:tc>
       </w:tr>
       <w:tr>
+        <w:trPr>
+          <w:cnfStyle w:val="000000100000" w:firstRow="0" w:lastRow="0" w:firstColumn="0" w:lastColumn="0" w:oddVBand="0" w:evenVBand="0" w:oddHBand="1" w:evenHBand="0" w:firstRowFirstColumn="0" w:firstRowLastColumn="0" w:lastRowFirstColumn="0" w:lastRowLastColumn="0"/>
+        </w:trPr>
         <w:tc>
           <w:tcPr>
+            <w:cnfStyle w:val="001000000000" w:firstRow="0" w:lastRow="0" w:firstColumn="1" w:lastColumn="0" w:oddVBand="0" w:evenVBand="0" w:oddHBand="0" w:evenHBand="0" w:firstRowFirstColumn="0" w:firstRowLastColumn="0" w:lastRowFirstColumn="0" w:lastRowLastColumn="0"/>
             <w:tcW w:w="2880" w:type="dxa"/>
           </w:tcPr>
           <w:p>
@@ -1172,8 +2267,16 @@
             <w:tcW w:w="2880" w:type="dxa"/>
           </w:tcPr>
           <w:p>
+            <w:pPr>
+              <w:cnfStyle w:val="000000100000" w:firstRow="0" w:lastRow="0" w:firstColumn="0" w:lastColumn="0" w:oddVBand="0" w:evenVBand="0" w:oddHBand="1" w:evenHBand="0" w:firstRowFirstColumn="0" w:firstRowLastColumn="0" w:lastRowFirstColumn="0" w:lastRowLastColumn="0"/>
+            </w:pPr>
+            <w:proofErr w:type="gramStart"/>
             <w:r>
-              <w:t>NVARCHAR(50)</w:t>
+              <w:t>NVARCHAR(</w:t>
+            </w:r>
+            <w:proofErr w:type="gramEnd"/>
+            <w:r>
+              <w:t>50)</w:t>
             </w:r>
           </w:p>
         </w:tc>
@@ -1182,6 +2285,9 @@
             <w:tcW w:w="2880" w:type="dxa"/>
           </w:tcPr>
           <w:p>
+            <w:pPr>
+              <w:cnfStyle w:val="000000100000" w:firstRow="0" w:lastRow="0" w:firstColumn="0" w:lastColumn="0" w:oddVBand="0" w:evenVBand="0" w:oddHBand="1" w:evenHBand="0" w:firstRowFirstColumn="0" w:firstRowLastColumn="0" w:lastRowFirstColumn="0" w:lastRowLastColumn="0"/>
+            </w:pPr>
             <w:r>
               <w:t>Country of residence</w:t>
             </w:r>
@@ -1193,8 +2299,19 @@
       <w:pPr>
         <w:pStyle w:val="Heading1"/>
       </w:pPr>
-      <w:r>
-        <w:t>11  Naming‑Convention Governance</w:t>
+      <w:proofErr w:type="gramStart"/>
+      <w:r>
+        <w:t>1</w:t>
+      </w:r>
+      <w:r>
+        <w:t>2</w:t>
+      </w:r>
+      <w:r>
+        <w:t>  Naming</w:t>
+      </w:r>
+      <w:proofErr w:type="gramEnd"/>
+      <w:r>
+        <w:t>‑Convention Governance</w:t>
       </w:r>
     </w:p>
     <w:p>
@@ -1206,8 +2323,19 @@
       <w:pPr>
         <w:pStyle w:val="Heading1"/>
       </w:pPr>
-      <w:r>
-        <w:t>12  Analytical &amp; Reporting Capabilities</w:t>
+      <w:proofErr w:type="gramStart"/>
+      <w:r>
+        <w:t>1</w:t>
+      </w:r>
+      <w:r>
+        <w:t>3</w:t>
+      </w:r>
+      <w:r>
+        <w:t>  Analytical</w:t>
+      </w:r>
+      <w:proofErr w:type="gramEnd"/>
+      <w:r>
+        <w:t xml:space="preserve"> &amp; Reporting Capabilities</w:t>
       </w:r>
     </w:p>
     <w:p>
@@ -1231,8 +2359,19 @@
       <w:pPr>
         <w:pStyle w:val="Heading1"/>
       </w:pPr>
-      <w:r>
-        <w:t>13  Results, Lessons Learned &amp; Future Work</w:t>
+      <w:proofErr w:type="gramStart"/>
+      <w:r>
+        <w:t>1</w:t>
+      </w:r>
+      <w:r>
+        <w:t>4</w:t>
+      </w:r>
+      <w:r>
+        <w:t>  Results</w:t>
+      </w:r>
+      <w:proofErr w:type="gramEnd"/>
+      <w:r>
+        <w:t>, Lessons Learned &amp; Future Work</w:t>
       </w:r>
     </w:p>
     <w:p>
@@ -1244,10 +2383,17 @@
       <w:pPr>
         <w:pStyle w:val="Heading1"/>
       </w:pPr>
-      <w:r>
-        <w:lastRenderedPageBreak/>
-        <w:t>14  Appendix</w:t>
-      </w:r>
+      <w:proofErr w:type="gramStart"/>
+      <w:r>
+        <w:t>1</w:t>
+      </w:r>
+      <w:r>
+        <w:t>5</w:t>
+      </w:r>
+      <w:r>
+        <w:t>  Appendix</w:t>
+      </w:r>
+      <w:proofErr w:type="gramEnd"/>
     </w:p>
     <w:p>
       <w:r>
@@ -1263,9 +2409,18 @@
       <w:pPr>
         <w:pStyle w:val="Heading1"/>
       </w:pPr>
-      <w:r>
-        <w:t>15  References</w:t>
-      </w:r>
+      <w:proofErr w:type="gramStart"/>
+      <w:r>
+        <w:lastRenderedPageBreak/>
+        <w:t>1</w:t>
+      </w:r>
+      <w:r>
+        <w:t>6</w:t>
+      </w:r>
+      <w:r>
+        <w:t>  References</w:t>
+      </w:r>
+      <w:proofErr w:type="gramEnd"/>
     </w:p>
     <w:p>
       <w:pPr>
@@ -12913,6 +14068,69 @@
       <w:shd w:val="clear" w:color="auto" w:fill="E1DFDD"/>
     </w:rPr>
   </w:style>
+  <w:style w:type="table" w:styleId="PlainTable1">
+    <w:name w:val="Plain Table 1"/>
+    <w:basedOn w:val="TableNormal"/>
+    <w:uiPriority w:val="99"/>
+    <w:rsid w:val="00013058"/>
+    <w:pPr>
+      <w:spacing w:after="0" w:line="240" w:lineRule="auto"/>
+    </w:pPr>
+    <w:tblPr>
+      <w:tblStyleRowBandSize w:val="1"/>
+      <w:tblStyleColBandSize w:val="1"/>
+      <w:tblBorders>
+        <w:top w:val="single" w:sz="4" w:space="0" w:color="BFBFBF" w:themeColor="background1" w:themeShade="BF"/>
+        <w:left w:val="single" w:sz="4" w:space="0" w:color="BFBFBF" w:themeColor="background1" w:themeShade="BF"/>
+        <w:bottom w:val="single" w:sz="4" w:space="0" w:color="BFBFBF" w:themeColor="background1" w:themeShade="BF"/>
+        <w:right w:val="single" w:sz="4" w:space="0" w:color="BFBFBF" w:themeColor="background1" w:themeShade="BF"/>
+        <w:insideH w:val="single" w:sz="4" w:space="0" w:color="BFBFBF" w:themeColor="background1" w:themeShade="BF"/>
+        <w:insideV w:val="single" w:sz="4" w:space="0" w:color="BFBFBF" w:themeColor="background1" w:themeShade="BF"/>
+      </w:tblBorders>
+    </w:tblPr>
+    <w:tblStylePr w:type="firstRow">
+      <w:rPr>
+        <w:b/>
+        <w:bCs/>
+      </w:rPr>
+    </w:tblStylePr>
+    <w:tblStylePr w:type="lastRow">
+      <w:rPr>
+        <w:b/>
+        <w:bCs/>
+      </w:rPr>
+      <w:tblPr/>
+      <w:tcPr>
+        <w:tcBorders>
+          <w:top w:val="double" w:sz="4" w:space="0" w:color="BFBFBF" w:themeColor="background1" w:themeShade="BF"/>
+        </w:tcBorders>
+      </w:tcPr>
+    </w:tblStylePr>
+    <w:tblStylePr w:type="firstCol">
+      <w:rPr>
+        <w:b/>
+        <w:bCs/>
+      </w:rPr>
+    </w:tblStylePr>
+    <w:tblStylePr w:type="lastCol">
+      <w:rPr>
+        <w:b/>
+        <w:bCs/>
+      </w:rPr>
+    </w:tblStylePr>
+    <w:tblStylePr w:type="band1Vert">
+      <w:tblPr/>
+      <w:tcPr>
+        <w:shd w:val="clear" w:color="auto" w:fill="F2F2F2" w:themeFill="background1" w:themeFillShade="F2"/>
+      </w:tcPr>
+    </w:tblStylePr>
+    <w:tblStylePr w:type="band1Horz">
+      <w:tblPr/>
+      <w:tcPr>
+        <w:shd w:val="clear" w:color="auto" w:fill="F2F2F2" w:themeFill="background1" w:themeFillShade="F2"/>
+      </w:tcPr>
+    </w:tblStylePr>
+  </w:style>
 </w:styles>
 </file>
 
